--- a/ky/wisdom-stories/doctors-appointment.docx
+++ b/ky/wisdom-stories/doctors-appointment.docx
@@ -153,7 +153,7 @@
           <w:sz w:val="22"/>
           <w:lang w:val="ky-KG"/>
         </w:rPr>
-        <w:t xml:space="preserve">Сабак: </w:t>
+        <w:t>Сабак: Сезим менен божомолго гана таянсак, туура эмес чечим чыгарышыбыз мүмкүн. Жардам берерден мурун жагдайды билүү да боорукердиктин бир бөлүгү.</w:t>
       </w:r>
       <w:r>
         <w:rPr>
@@ -162,7 +162,6 @@
           <w:sz w:val="22"/>
           <w:lang w:val="ky-KG"/>
         </w:rPr>
-        <w:t>Жакшы ниеттин өзү жетишсиз. Жардам берерден мурун жагдайды билип ал, антпесе жакшылык кылам деп түйшүк жаратышың мүмкүн.</w:t>
       </w:r>
     </w:p>
     <w:p>
@@ -182,7 +181,7 @@
           <w:sz w:val="18"/>
           <w:lang w:val="ky-KG"/>
         </w:rPr>
-        <w:t>Окуя ачык интернет булактарынан алынды.</w:t>
+        <w:t>Аңгемелер ачык интернет булактарынан алынган, иллюстрациялар болсо ЖИ менен түзүлгөн.</w:t>
       </w:r>
     </w:p>
     <w:sectPr>
